--- a/Report/7_Section_10.docx
+++ b/Report/7_Section_10.docx
@@ -543,6 +543,7 @@
       </w:pPr>
       <w:r>
         <w:rPr>
+          <w:noProof/>
           <w:sz w:val="28"/>
           <w:szCs w:val="28"/>
         </w:rPr>
@@ -1591,7 +1592,7 @@
           <w:noProof/>
         </w:rPr>
         <w:drawing>
-          <wp:inline distT="0" distB="0" distL="0" distR="0" wp14:anchorId="4F8D161F" wp14:editId="2D9B72C0">
+          <wp:inline distT="0" distB="0" distL="0" distR="0" wp14:anchorId="4F8D161F" wp14:editId="3FA7D578">
             <wp:extent cx="6465570" cy="3636645"/>
             <wp:effectExtent l="0" t="0" r="0" b="1905"/>
             <wp:docPr id="354850262" name="Picture 1"/>
@@ -1914,6 +1915,7 @@
         <w:bottom w:val="single" w:sz="8" w:space="24" w:color="auto"/>
         <w:right w:val="single" w:sz="8" w:space="24" w:color="auto"/>
       </w:pgBorders>
+      <w:pgNumType w:start="42"/>
       <w:cols w:space="720"/>
     </w:sectPr>
   </w:body>
@@ -16030,6 +16032,7 @@
   <w:style w:type="character" w:default="1" w:styleId="DefaultParagraphFont">
     <w:name w:val="Default Paragraph Font"/>
     <w:uiPriority w:val="1"/>
+    <w:semiHidden/>
     <w:unhideWhenUsed/>
   </w:style>
   <w:style w:type="table" w:default="1" w:styleId="TableNormal">
